--- a/templates/surat-03-aspirasi.docx
+++ b/templates/surat-03-aspirasi.docx
@@ -760,48 +760,6 @@
               </w:rPr>
               <w:t xml:space="preserve">{#kanan}{jabatan}{/kanan}</w:t>
             </w:r>
-            <w:r>
-              <w:drawing>
-                <wp:anchor allowOverlap="1" behindDoc="0" distB="114300" distT="114300" distL="114300" distR="114300" hidden="0" layoutInCell="1" locked="0" relativeHeight="0" simplePos="0">
-                  <wp:simplePos x="0" y="0"/>
-                  <wp:positionH relativeFrom="column">
-                    <wp:posOffset>1156474</wp:posOffset>
-                  </wp:positionH>
-                  <wp:positionV relativeFrom="paragraph">
-                    <wp:posOffset>300116</wp:posOffset>
-                  </wp:positionV>
-                  <wp:extent cx="1084921" cy="1116521"/>
-                  <wp:effectExtent b="0" l="0" r="0" t="0"/>
-                  <wp:wrapNone/>
-                  <wp:docPr id="9" name="image3.png"/>
-                  <a:graphic>
-                    <a:graphicData uri="http://schemas.openxmlformats.org/drawingml/2006/picture">
-                      <pic:pic>
-                        <pic:nvPicPr>
-                          <pic:cNvPr id="0" name="image3.png"/>
-                          <pic:cNvPicPr preferRelativeResize="0"/>
-                        </pic:nvPicPr>
-                        <pic:blipFill>
-                          <a:blip r:embed="rId7"/>
-                          <a:srcRect b="18364" l="16035" r="17809" t="15008"/>
-                          <a:stretch>
-                            <a:fillRect/>
-                          </a:stretch>
-                        </pic:blipFill>
-                        <pic:spPr>
-                          <a:xfrm>
-                            <a:off x="0" y="0"/>
-                            <a:ext cx="1084921" cy="1116521"/>
-                          </a:xfrm>
-                          <a:prstGeom prst="rect"/>
-                          <a:ln/>
-                        </pic:spPr>
-                      </pic:pic>
-                    </a:graphicData>
-                  </a:graphic>
-                </wp:anchor>
-              </w:drawing>
-            </w:r>
           </w:p>
           <w:p>
             <w:pPr>
@@ -817,48 +775,6 @@
               <w:rPr>
                 <w:rtl w:val="0"/>
               </w:rPr>
-            </w:r>
-            <w:r>
-              <w:drawing>
-                <wp:anchor allowOverlap="1" behindDoc="0" distB="114300" distT="114300" distL="114300" distR="114300" hidden="0" layoutInCell="1" locked="0" relativeHeight="0" simplePos="0">
-                  <wp:simplePos x="0" y="0"/>
-                  <wp:positionH relativeFrom="column">
-                    <wp:posOffset>1581150</wp:posOffset>
-                  </wp:positionH>
-                  <wp:positionV relativeFrom="paragraph">
-                    <wp:posOffset>276541</wp:posOffset>
-                  </wp:positionV>
-                  <wp:extent cx="1600474" cy="1028700"/>
-                  <wp:effectExtent b="0" l="0" r="0" t="0"/>
-                  <wp:wrapNone/>
-                  <wp:docPr id="10" name="image2.png"/>
-                  <a:graphic>
-                    <a:graphicData uri="http://schemas.openxmlformats.org/drawingml/2006/picture">
-                      <pic:pic>
-                        <pic:nvPicPr>
-                          <pic:cNvPr id="0" name="image2.png"/>
-                          <pic:cNvPicPr preferRelativeResize="0"/>
-                        </pic:nvPicPr>
-                        <pic:blipFill>
-                          <a:blip r:embed="rId8"/>
-                          <a:srcRect b="0" l="0" r="0" t="0"/>
-                          <a:stretch>
-                            <a:fillRect/>
-                          </a:stretch>
-                        </pic:blipFill>
-                        <pic:spPr>
-                          <a:xfrm>
-                            <a:off x="0" y="0"/>
-                            <a:ext cx="1600474" cy="1028700"/>
-                          </a:xfrm>
-                          <a:prstGeom prst="rect"/>
-                          <a:ln/>
-                        </pic:spPr>
-                      </pic:pic>
-                    </a:graphicData>
-                  </a:graphic>
-                </wp:anchor>
-              </w:drawing>
             </w:r>
           </w:p>
           <w:p>

--- a/templates/surat-03-aspirasi.docx
+++ b/templates/surat-03-aspirasi.docx
@@ -1081,7 +1081,34 @@
           <w:szCs w:val="26"/>
           <w:rtl w:val="0"/>
         </w:rPr>
-        <w:t xml:space="preserve">{#poin}{judul}</w:t>
+        <w:t xml:space="preserve">{#poin}</w:t>
+      </w:r>
+    </w:p>
+    <w:p>
+      <w:pPr>
+        <w:pStyle w:val="Heading3"/>
+        <w:keepNext w:val="0"/>
+        <w:keepLines w:val="0"/>
+        <w:widowControl w:val="1"/>
+        <w:spacing w:line="360" w:lineRule="auto"/>
+        <w:rPr>
+          <w:b w:val="0"/>
+          <w:bCs w:val="0"/>
+          <w:sz w:val="26"/>
+          <w:szCs w:val="26"/>
+        </w:rPr>
+      </w:pPr>
+      <w:bookmarkStart w:colFirst="0" w:colLast="0" w:name="_heading=h.sm8a3qb7hfm6" w:id="0"/>
+      <w:bookmarkEnd w:id="0"/>
+      <w:r>
+        <w:rPr>
+          <w:b w:val="0"/>
+          <w:bCs w:val="0"/>
+          <w:sz w:val="26"/>
+          <w:szCs w:val="26"/>
+          <w:rtl w:val="0"/>
+        </w:rPr>
+        <w:t xml:space="preserve">{judul}</w:t>
       </w:r>
     </w:p>
     <w:p>

--- a/templates/surat-03-aspirasi.docx
+++ b/templates/surat-03-aspirasi.docx
@@ -533,7 +533,7 @@
           <w:bCs w:val="1"/>
           <w:rtl w:val="0"/>
         </w:rPr>
-        <w:t xml:space="preserve"> kami menyampaikan aspirasi kepada Dewan Perwakilan Mahasiswa (DPM) FT-UNTIRTA</w:t>
+        <w:t xml:space="preserve"> kami menyampaikan aspirasi kepada {tujuan_nama}</w:t>
       </w:r>
       <w:r>
         <w:rPr>
